--- a/policies/build/preview_hco/HCO.HRM.4_v2_preview.docx
+++ b/policies/build/preview_hco/HCO.HRM.4_v2_preview.docx
@@ -773,7 +773,7 @@
           <w:sz w:val="22"/>
           <w:szCs w:val="22"/>
         </w:rPr>
-        <w:t xml:space="preserve">Boundaries: do not copy SHCO equivalent-chapter wording (including the already-deployed SHCO 3rd Edition HRM chapter). Do not overwrite HCO AAC, COP, MOM, PRE, IPC, PSQ, ROM or FMS policies. Spell out abbreviations on first use in training materials. OE counts/levels/asterisks stay with the official portal Standards PDF. Method notes come from the Guidebook Interpretation paragraphs (scanned PDF; no text layer, transcribed and verified against rendered page images — see policies/source/hco6_hrm_chapter_notes.md).</w:t>
+        <w:t xml:space="preserve">Boundaries: do not overwrite HCO AAC, COP, MOM, PRE, IPC, PSQ, ROM or FMS policies. Spell out abbreviations on first use in training materials. OE counts/levels/asterisks stay with the official portal Standards PDF. Method notes come from the Guidebook Interpretation paragraphs (scanned PDF; no text layer, transcribed and verified against rendered page images — see policies/source/hco6_hrm_chapter_notes.md).</w:t>
       </w:r>
     </w:p>
     <w:p>
@@ -1019,7 +1019,7 @@
         <w:spacing w:after="100" w:before="220"/>
       </w:pPr>
       <w:r>
-        <w:t xml:space="preserve">5.3 Training also occurs when job responsibilities change/new equipment i...</w:t>
+        <w:t xml:space="preserve">5.3 Training also occurs when job responsibilities change/new equipment is...</w:t>
       </w:r>
     </w:p>
     <w:p>
@@ -1052,7 +1052,7 @@
         <w:spacing w:after="100" w:before="220"/>
       </w:pPr>
       <w:r>
-        <w:t xml:space="preserve">5.4 Feedback mechanisms are in place for improvement of training and deve...</w:t>
+        <w:t xml:space="preserve">5.4 Feedback mechanisms are in place for improvement of training and...</w:t>
       </w:r>
     </w:p>
     <w:p>
@@ -1130,7 +1130,7 @@
         <w:spacing w:after="100" w:before="220"/>
       </w:pPr>
       <w:r>
-        <w:t xml:space="preserve">5.6 The organisation supports continuing professional development and lea...</w:t>
+        <w:t xml:space="preserve">5.6 The organisation supports continuing professional development and...</w:t>
       </w:r>
     </w:p>
     <w:p>
@@ -1164,6 +1164,20 @@
       </w:pPr>
       <w:r>
         <w:t xml:space="preserve">6. Governance and responsibility</w:t>
+      </w:r>
+    </w:p>
+    <w:p>
+      <w:pPr>
+        <w:spacing w:after="20" w:before="100"/>
+      </w:pPr>
+      <w:r>
+        <w:rPr>
+          <w:b/>
+          <w:bCs/>
+          <w:sz w:val="22"/>
+          <w:szCs w:val="22"/>
+        </w:rPr>
+        <w:t xml:space="preserve">Medical Superintendent</w:t>
       </w:r>
     </w:p>
     <w:p>
@@ -1180,7 +1194,21 @@
           <w:sz w:val="22"/>
           <w:szCs w:val="22"/>
         </w:rPr>
-        <w:t xml:space="preserve">Medical Superintendent</w:t>
+        <w:t xml:space="preserve">Accountable that HRM.4 is resourced and followed.</w:t>
+      </w:r>
+    </w:p>
+    <w:p>
+      <w:pPr>
+        <w:spacing w:after="20" w:before="100"/>
+      </w:pPr>
+      <w:r>
+        <w:rPr>
+          <w:b/>
+          <w:bCs/>
+          <w:sz w:val="22"/>
+          <w:szCs w:val="22"/>
+        </w:rPr>
+        <w:t xml:space="preserve">HR In-Charge / Personnel Officer</w:t>
       </w:r>
     </w:p>
     <w:p>
@@ -1197,7 +1225,21 @@
           <w:sz w:val="22"/>
           <w:szCs w:val="22"/>
         </w:rPr>
-        <w:t xml:space="preserve">Accountable that HRM.4 is resourced and followed.</w:t>
+        <w:t xml:space="preserve">Owns day-to-day implementation and records for this standard.</w:t>
+      </w:r>
+    </w:p>
+    <w:p>
+      <w:pPr>
+        <w:spacing w:after="20" w:before="100"/>
+      </w:pPr>
+      <w:r>
+        <w:rPr>
+          <w:b/>
+          <w:bCs/>
+          <w:sz w:val="22"/>
+          <w:szCs w:val="22"/>
+        </w:rPr>
+        <w:t xml:space="preserve">Quality Coordinator</w:t>
       </w:r>
     </w:p>
     <w:p>
@@ -1214,7 +1256,21 @@
           <w:sz w:val="22"/>
           <w:szCs w:val="22"/>
         </w:rPr>
-        <w:t xml:space="preserve">HR In-Charge / Personnel Officer</w:t>
+        <w:t xml:space="preserve">Audits this policy «quarterly»; holds training acknowledgements.</w:t>
+      </w:r>
+    </w:p>
+    <w:p>
+      <w:pPr>
+        <w:spacing w:after="20" w:before="100"/>
+      </w:pPr>
+      <w:r>
+        <w:rPr>
+          <w:b/>
+          <w:bCs/>
+          <w:sz w:val="22"/>
+          <w:szCs w:val="22"/>
+        </w:rPr>
+        <w:t xml:space="preserve">departmental leaders</w:t>
       </w:r>
     </w:p>
     <w:p>
@@ -1231,7 +1287,28 @@
           <w:sz w:val="22"/>
           <w:szCs w:val="22"/>
         </w:rPr>
-        <w:t xml:space="preserve">Owns day-to-day implementation and records for this standard.</w:t>
+        <w:t xml:space="preserve">Run the department-level duties this standard names.</w:t>
+      </w:r>
+    </w:p>
+    <w:p>
+      <w:pPr>
+        <w:pStyle w:val="Heading1"/>
+        <w:spacing w:after="120" w:before="280"/>
+      </w:pPr>
+      <w:r>
+        <w:t xml:space="preserve">7. Quality monitoring (RCA → CAPA)</w:t>
+      </w:r>
+    </w:p>
+    <w:p>
+      <w:pPr>
+        <w:spacing w:after="140"/>
+      </w:pPr>
+      <w:r>
+        <w:rPr>
+          <w:sz w:val="22"/>
+          <w:szCs w:val="22"/>
+        </w:rPr>
+        <w:t xml:space="preserve">The Quality Coordinator audits this policy «quarterly». The audit reviews:</w:t>
       </w:r>
     </w:p>
     <w:p>
@@ -1248,7 +1325,7 @@
           <w:sz w:val="22"/>
           <w:szCs w:val="22"/>
         </w:rPr>
-        <w:t xml:space="preserve">Quality Coordinator</w:t>
+        <w:t xml:space="preserve">Records for a sample of this standard's objective elements, checked against the What-we-do steps.</w:t>
       </w:r>
     </w:p>
     <w:p>
@@ -1265,7 +1342,7 @@
           <w:sz w:val="22"/>
           <w:szCs w:val="22"/>
         </w:rPr>
-        <w:t xml:space="preserve">Audits this policy «quarterly»; holds training acknowledgements.</w:t>
+        <w:t xml:space="preserve">Documentary evidence is on file for each asterisked objective element in the sample.</w:t>
       </w:r>
     </w:p>
     <w:p>
@@ -1282,7 +1359,7 @@
           <w:sz w:val="22"/>
           <w:szCs w:val="22"/>
         </w:rPr>
-        <w:t xml:space="preserve">departmental leaders</w:t>
+        <w:t xml:space="preserve">CORE objective elements show no critical gaps in the sample.</w:t>
       </w:r>
     </w:p>
     <w:p>
@@ -1299,108 +1376,19 @@
           <w:sz w:val="22"/>
           <w:szCs w:val="22"/>
         </w:rPr>
-        <w:t xml:space="preserve">Run the department-level duties this standard names.</w:t>
-      </w:r>
-    </w:p>
-    <w:p>
-      <w:pPr>
-        <w:pStyle w:val="Heading1"/>
-        <w:spacing w:after="120" w:before="280"/>
-      </w:pPr>
-      <w:r>
-        <w:t xml:space="preserve">7. Quality monitoring (RCA → CAPA)</w:t>
-      </w:r>
-    </w:p>
-    <w:p>
-      <w:pPr>
-        <w:spacing w:after="140"/>
-      </w:pPr>
-      <w:r>
-        <w:rPr>
-          <w:sz w:val="22"/>
-          <w:szCs w:val="22"/>
-        </w:rPr>
-        <w:t xml:space="preserve">The Quality Coordinator audits this policy «quarterly».</w:t>
-      </w:r>
-    </w:p>
-    <w:p>
-      <w:pPr>
-        <w:spacing w:after="140"/>
-      </w:pPr>
-      <w:r>
-        <w:rPr>
-          <w:sz w:val="22"/>
-          <w:szCs w:val="22"/>
-        </w:rPr>
-        <w:t xml:space="preserve">What is monitored each quarter:</w:t>
-      </w:r>
-    </w:p>
-    <w:p>
-      <w:pPr>
-        <w:pStyle w:val="ListParagraph"/>
-        <w:numPr>
-          <w:ilvl w:val="0"/>
-          <w:numId w:val="1"/>
-        </w:numPr>
-        <w:spacing w:after="60"/>
-      </w:pPr>
-      <w:r>
-        <w:rPr>
-          <w:sz w:val="22"/>
-          <w:szCs w:val="22"/>
-        </w:rPr>
-        <w:t xml:space="preserve">Sample of records for each OE HRM.4.a–f.</w:t>
-      </w:r>
-    </w:p>
-    <w:p>
-      <w:pPr>
-        <w:pStyle w:val="ListParagraph"/>
-        <w:numPr>
-          <w:ilvl w:val="0"/>
-          <w:numId w:val="1"/>
-        </w:numPr>
-        <w:spacing w:after="60"/>
-      </w:pPr>
-      <w:r>
-        <w:rPr>
-          <w:sz w:val="22"/>
-          <w:szCs w:val="22"/>
-        </w:rPr>
-        <w:t xml:space="preserve">Asterisked elements (a) have document evidence as required.</w:t>
-      </w:r>
-    </w:p>
-    <w:p>
-      <w:pPr>
-        <w:pStyle w:val="ListParagraph"/>
-        <w:numPr>
-          <w:ilvl w:val="0"/>
-          <w:numId w:val="1"/>
-        </w:numPr>
-        <w:spacing w:after="60"/>
-      </w:pPr>
-      <w:r>
-        <w:rPr>
-          <w:sz w:val="22"/>
-          <w:szCs w:val="22"/>
-        </w:rPr>
-        <w:t xml:space="preserve">CORE elements (a) show no critical gaps in the sample.</w:t>
-      </w:r>
-    </w:p>
-    <w:p>
-      <w:pPr>
-        <w:pStyle w:val="ListParagraph"/>
-        <w:numPr>
-          <w:ilvl w:val="0"/>
-          <w:numId w:val="1"/>
-        </w:numPr>
-        <w:spacing w:after="60"/>
-      </w:pPr>
-      <w:r>
-        <w:rPr>
-          <w:sz w:val="22"/>
-          <w:szCs w:val="22"/>
-        </w:rPr>
         <w:t xml:space="preserve">Stop-work events (if any) are logged with outcome.</w:t>
+      </w:r>
+    </w:p>
+    <w:p>
+      <w:pPr>
+        <w:spacing w:after="140"/>
+      </w:pPr>
+      <w:r>
+        <w:rPr>
+          <w:sz w:val="22"/>
+          <w:szCs w:val="22"/>
+        </w:rPr>
+        <w:t xml:space="preserve">Root-cause analysis is required when a gap found in this audit remains open beyond «90 days».</w:t>
       </w:r>
     </w:p>
     <w:p>
@@ -3057,7 +3045,7 @@
           <w:sz w:val="22"/>
           <w:szCs w:val="22"/>
         </w:rPr>
-        <w:t xml:space="preserve">Records showing HRM.4.a was followed for sampled cases.</w:t>
+        <w:t xml:space="preserve">Written training and development policy or manual.</w:t>
       </w:r>
     </w:p>
     <w:p>
@@ -3074,7 +3062,7 @@
           <w:sz w:val="22"/>
           <w:szCs w:val="22"/>
         </w:rPr>
-        <w:t xml:space="preserve">Written guidance / protocol referenced for this element (where required).</w:t>
+        <w:t xml:space="preserve">Training-needs-identification, methodology, assessment and calendar record.</w:t>
       </w:r>
     </w:p>
     <w:p>
@@ -3091,7 +3079,16 @@
           <w:sz w:val="22"/>
           <w:szCs w:val="22"/>
         </w:rPr>
-        <w:t xml:space="preserve">Audit sample notes for HRM.4.a reviewed «quarterly».</w:t>
+        <w:t xml:space="preserve">Coverage record for all staff categories, including doctors and outsourced staff.</w:t>
+      </w:r>
+    </w:p>
+    <w:p>
+      <w:pPr>
+        <w:pStyle w:val="Heading2"/>
+        <w:spacing w:after="100" w:before="220"/>
+      </w:pPr>
+      <w:r>
+        <w:t xml:space="preserve">HRM.4.b — The organisation maintains the training record.</w:t>
       </w:r>
     </w:p>
     <w:p>
@@ -3108,7 +3105,7 @@
           <w:sz w:val="22"/>
           <w:szCs w:val="22"/>
         </w:rPr>
-        <w:t xml:space="preserve">Documented evidence specifically required by the asterisked objective element.</w:t>
+        <w:t xml:space="preserve">Training record with title, trainer, date, duration and trainee list with signatures.</w:t>
       </w:r>
     </w:p>
     <w:p>
@@ -3125,16 +3122,7 @@
           <w:sz w:val="22"/>
           <w:szCs w:val="22"/>
         </w:rPr>
-        <w:t xml:space="preserve">CORE-element sample with no critical gaps in the quarter under review.</w:t>
-      </w:r>
-    </w:p>
-    <w:p>
-      <w:pPr>
-        <w:pStyle w:val="Heading2"/>
-        <w:spacing w:after="100" w:before="220"/>
-      </w:pPr>
-      <w:r>
-        <w:t xml:space="preserve">HRM.4.b — The organisation maintains the training record.</w:t>
+        <w:t xml:space="preserve">Digital or physical training-record system.</w:t>
       </w:r>
     </w:p>
     <w:p>
@@ -3151,7 +3139,16 @@
           <w:sz w:val="22"/>
           <w:szCs w:val="22"/>
         </w:rPr>
-        <w:t xml:space="preserve">Records showing HRM.4.b was followed for sampled cases.</w:t>
+        <w:t xml:space="preserve">Content-capture record where possible.</w:t>
+      </w:r>
+    </w:p>
+    <w:p>
+      <w:pPr>
+        <w:pStyle w:val="Heading2"/>
+        <w:spacing w:after="100" w:before="220"/>
+      </w:pPr>
+      <w:r>
+        <w:t xml:space="preserve">HRM.4.c — Training also occurs when job responsibilities change/new equipment is introduced.</w:t>
       </w:r>
     </w:p>
     <w:p>
@@ -3168,7 +3165,7 @@
           <w:sz w:val="22"/>
           <w:szCs w:val="22"/>
         </w:rPr>
-        <w:t xml:space="preserve">Written guidance / protocol referenced for this element (where required).</w:t>
+        <w:t xml:space="preserve">Training record triggered by a job-responsibility change or new-equipment introduction.</w:t>
       </w:r>
     </w:p>
     <w:p>
@@ -3185,16 +3182,7 @@
           <w:sz w:val="22"/>
           <w:szCs w:val="22"/>
         </w:rPr>
-        <w:t xml:space="preserve">Audit sample notes for HRM.4.b reviewed «quarterly».</w:t>
-      </w:r>
-    </w:p>
-    <w:p>
-      <w:pPr>
-        <w:pStyle w:val="Heading2"/>
-        <w:spacing w:after="100" w:before="220"/>
-      </w:pPr>
-      <w:r>
-        <w:t xml:space="preserve">HRM.4.c — Training also occurs when job responsibilities change/new equipment is introduced.</w:t>
+        <w:t xml:space="preserve">Operational-and-maintenance training record for new equipment.</w:t>
       </w:r>
     </w:p>
     <w:p>
@@ -3211,7 +3199,16 @@
           <w:sz w:val="22"/>
           <w:szCs w:val="22"/>
         </w:rPr>
-        <w:t xml:space="preserve">Records showing HRM.4.c was followed for sampled cases.</w:t>
+        <w:t xml:space="preserve">Training-completion confirmation before independent use.</w:t>
+      </w:r>
+    </w:p>
+    <w:p>
+      <w:pPr>
+        <w:pStyle w:val="Heading2"/>
+        <w:spacing w:after="100" w:before="220"/>
+      </w:pPr>
+      <w:r>
+        <w:t xml:space="preserve">HRM.4.d — Feedback mechanisms are in place for improvement of training and development programme.</w:t>
       </w:r>
     </w:p>
     <w:p>
@@ -3228,7 +3225,7 @@
           <w:sz w:val="22"/>
           <w:szCs w:val="22"/>
         </w:rPr>
-        <w:t xml:space="preserve">Written guidance / protocol referenced for this element (where required).</w:t>
+        <w:t xml:space="preserve">Feedback-mechanism record for training-programme improvement.</w:t>
       </w:r>
     </w:p>
     <w:p>
@@ -3245,16 +3242,7 @@
           <w:sz w:val="22"/>
           <w:szCs w:val="22"/>
         </w:rPr>
-        <w:t xml:space="preserve">Audit sample notes for HRM.4.c reviewed «quarterly».</w:t>
-      </w:r>
-    </w:p>
-    <w:p>
-      <w:pPr>
-        <w:pStyle w:val="Heading2"/>
-        <w:spacing w:after="100" w:before="220"/>
-      </w:pPr>
-      <w:r>
-        <w:t xml:space="preserve">HRM.4.d — Feedback mechanisms are in place for improvement of training and development programme.</w:t>
+        <w:t xml:space="preserve">Feedback data on course material, facilities and trainer capability.</w:t>
       </w:r>
     </w:p>
     <w:p>
@@ -3271,7 +3259,16 @@
           <w:sz w:val="22"/>
           <w:szCs w:val="22"/>
         </w:rPr>
-        <w:t xml:space="preserve">Records showing HRM.4.d was followed for sampled cases.</w:t>
+        <w:t xml:space="preserve">Both internal and external training coverage record.</w:t>
+      </w:r>
+    </w:p>
+    <w:p>
+      <w:pPr>
+        <w:pStyle w:val="Heading2"/>
+        <w:spacing w:after="100" w:before="220"/>
+      </w:pPr>
+      <w:r>
+        <w:t xml:space="preserve">HRM.4.e — Evaluation of training effectiveness is done by the organisation.</w:t>
       </w:r>
     </w:p>
     <w:p>
@@ -3288,7 +3285,7 @@
           <w:sz w:val="22"/>
           <w:szCs w:val="22"/>
         </w:rPr>
-        <w:t xml:space="preserve">Written guidance / protocol referenced for this element (where required).</w:t>
+        <w:t xml:space="preserve">Immediate post-training evaluation record — pre/post-test.</w:t>
       </w:r>
     </w:p>
     <w:p>
@@ -3305,16 +3302,7 @@
           <w:sz w:val="22"/>
           <w:szCs w:val="22"/>
         </w:rPr>
-        <w:t xml:space="preserve">Audit sample notes for HRM.4.d reviewed «quarterly».</w:t>
-      </w:r>
-    </w:p>
-    <w:p>
-      <w:pPr>
-        <w:pStyle w:val="Heading2"/>
-        <w:spacing w:after="100" w:before="220"/>
-      </w:pPr>
-      <w:r>
-        <w:t xml:space="preserve">HRM.4.e — Evaluation of training effectiveness is done by the organisation.</w:t>
+        <w:t xml:space="preserve">Later workplace-effectiveness evaluation record.</w:t>
       </w:r>
     </w:p>
     <w:p>
@@ -3331,7 +3319,16 @@
           <w:sz w:val="22"/>
           <w:szCs w:val="22"/>
         </w:rPr>
-        <w:t xml:space="preserve">Records showing HRM.4.e was followed for sampled cases.</w:t>
+        <w:t xml:space="preserve">Retraining record where the evaluation showed a need.</w:t>
+      </w:r>
+    </w:p>
+    <w:p>
+      <w:pPr>
+        <w:pStyle w:val="Heading2"/>
+        <w:spacing w:after="100" w:before="220"/>
+      </w:pPr>
+      <w:r>
+        <w:t xml:space="preserve">HRM.4.f — The organisation supports continuing professional development and learning.</w:t>
       </w:r>
     </w:p>
     <w:p>
@@ -3348,7 +3345,7 @@
           <w:sz w:val="22"/>
           <w:szCs w:val="22"/>
         </w:rPr>
-        <w:t xml:space="preserve">Written guidance / protocol referenced for this element (where required).</w:t>
+        <w:t xml:space="preserve">Continuing-professional-development support record — courses, conferences, e-learning access.</w:t>
       </w:r>
     </w:p>
     <w:p>
@@ -3365,16 +3362,7 @@
           <w:sz w:val="22"/>
           <w:szCs w:val="22"/>
         </w:rPr>
-        <w:t xml:space="preserve">Audit sample notes for HRM.4.e reviewed «quarterly».</w:t>
-      </w:r>
-    </w:p>
-    <w:p>
-      <w:pPr>
-        <w:pStyle w:val="Heading2"/>
-        <w:spacing w:after="100" w:before="220"/>
-      </w:pPr>
-      <w:r>
-        <w:t xml:space="preserve">HRM.4.f — The organisation supports continuing professional development and learning.</w:t>
+        <w:t xml:space="preserve">Minimum mandatory annual training-hours specification record.</w:t>
       </w:r>
     </w:p>
     <w:p>
@@ -3391,41 +3379,7 @@
           <w:sz w:val="22"/>
           <w:szCs w:val="22"/>
         </w:rPr>
-        <w:t xml:space="preserve">Records showing HRM.4.f was followed for sampled cases.</w:t>
-      </w:r>
-    </w:p>
-    <w:p>
-      <w:pPr>
-        <w:pStyle w:val="ListParagraph"/>
-        <w:numPr>
-          <w:ilvl w:val="0"/>
-          <w:numId w:val="1"/>
-        </w:numPr>
-        <w:spacing w:after="60"/>
-      </w:pPr>
-      <w:r>
-        <w:rPr>
-          <w:sz w:val="22"/>
-          <w:szCs w:val="22"/>
-        </w:rPr>
-        <w:t xml:space="preserve">Written guidance / protocol referenced for this element (where required).</w:t>
-      </w:r>
-    </w:p>
-    <w:p>
-      <w:pPr>
-        <w:pStyle w:val="ListParagraph"/>
-        <w:numPr>
-          <w:ilvl w:val="0"/>
-          <w:numId w:val="1"/>
-        </w:numPr>
-        <w:spacing w:after="60"/>
-      </w:pPr>
-      <w:r>
-        <w:rPr>
-          <w:sz w:val="22"/>
-          <w:szCs w:val="22"/>
-        </w:rPr>
-        <w:t xml:space="preserve">Audit sample notes for HRM.4.f reviewed «quarterly».</w:t>
+        <w:t xml:space="preserve">Staff-participation record against the mandatory hours.</w:t>
       </w:r>
     </w:p>
     <w:p>

--- a/policies/build/preview_hco/HCO.HRM.4_v2_preview.docx
+++ b/policies/build/preview_hco/HCO.HRM.4_v2_preview.docx
@@ -692,7 +692,7 @@
           <w:sz w:val="22"/>
           <w:szCs w:val="22"/>
         </w:rPr>
-        <w:t xml:space="preserve">It covers objective elements HRM.4.a–f (6 elements).</w:t>
+        <w:t xml:space="preserve">This policy covers all 6 requirements under this standard, listed in detail below.</w:t>
       </w:r>
     </w:p>
     <w:p>
@@ -716,7 +716,7 @@
           <w:sz w:val="22"/>
           <w:szCs w:val="22"/>
         </w:rPr>
-        <w:t xml:space="preserve">This policy owns HRM.4. Related AAC, COP, MOM, PRE, IPC, PSQ, ROM and FMS duties stay with those policies — cross-reference only. Other HRM standards stay with their own policies.</w:t>
+        <w:t xml:space="preserve">This policy covers professional training and development specifically. Related duties — like patient assessment, clinical care, medication management, patient rights, infection control, quality and safety monitoring, hospital governance, or facility safety — are covered in the hospital's other policies, not repeated here. Other HRM standards stay with their own policies.</w:t>
       </w:r>
     </w:p>
     <w:p>
@@ -761,19 +761,19 @@
           <w:sz w:val="22"/>
           <w:szCs w:val="22"/>
         </w:rPr>
-        <w:t xml:space="preserve">It covers 6 objective elements (HRM.4.a, HRM.4.b, HRM.4.c, HRM.4.d, HRM.4.e, HRM.4.f).</w:t>
-      </w:r>
-    </w:p>
-    <w:p>
-      <w:pPr>
-        <w:spacing w:after="140"/>
-      </w:pPr>
-      <w:r>
-        <w:rPr>
-          <w:sz w:val="22"/>
-          <w:szCs w:val="22"/>
-        </w:rPr>
-        <w:t xml:space="preserve">Boundaries: do not overwrite HCO AAC, COP, MOM, PRE, IPC, PSQ, ROM or FMS policies. Spell out abbreviations on first use in training materials. OE counts/levels/asterisks stay with the official portal Standards PDF. Method notes come from the Guidebook Interpretation paragraphs (scanned PDF; no text layer, transcribed and verified against rendered page images — see policies/source/hco6_hrm_chapter_notes.md).</w:t>
+        <w:t xml:space="preserve">This policy covers all 6 requirements under this standard, listed in detail below.</w:t>
+      </w:r>
+    </w:p>
+    <w:p>
+      <w:pPr>
+        <w:spacing w:after="140"/>
+      </w:pPr>
+      <w:r>
+        <w:rPr>
+          <w:sz w:val="22"/>
+          <w:szCs w:val="22"/>
+        </w:rPr>
+        <w:t xml:space="preserve">This policy covers professional training and development specifically. Related duties — like patient assessment, clinical care, medication management, patient rights, infection control, quality and safety monitoring, hospital governance, or facility safety — are covered in the hospital's other policies, not repeated here. Spell out abbreviations on first use in training materials. OE counts/levels/asterisks stay with the official portal Standards PDF. Method notes come from the Guidebook Interpretation paragraphs (scanned PDF; no text layer, transcribed and verified against rendered page images — see policies/source/hco6_hrm_chapter_notes.md).</w:t>
       </w:r>
     </w:p>
     <w:p>
